--- a/docs/interview/02_questions_and_answers.docx
+++ b/docs/interview/02_questions_and_answers.docx
@@ -7399,6 +7399,53 @@
       </w:pPr>
       <w:r>
         <w:t xml:space="preserve">Section L: Production and MLOps</w:t>
+      </w:r>
+    </w:p>
+    <w:p>
+      <w:pPr>
+        <w:pStyle w:val="BlockText"/>
+      </w:pPr>
+      <w:r>
+        <w:rPr>
+          <w:bCs/>
+          <w:b/>
+        </w:rPr>
+        <w:t xml:space="preserve">Update:</w:t>
+      </w:r>
+      <w:r>
+        <w:t xml:space="preserve"> </w:t>
+      </w:r>
+      <w:r>
+        <w:t xml:space="preserve">this section was written before the production phase. It’s all built now, with real numbers: see</w:t>
+      </w:r>
+      <w:r>
+        <w:t xml:space="preserve"> </w:t>
+      </w:r>
+      <w:r>
+        <w:rPr>
+          <w:bCs/>
+          <w:b/>
+        </w:rPr>
+        <w:t xml:space="preserve">Part 4 (pipeline and MLOps)</w:t>
+      </w:r>
+      <w:r>
+        <w:t xml:space="preserve"> </w:t>
+      </w:r>
+      <w:r>
+        <w:t xml:space="preserve">and</w:t>
+      </w:r>
+      <w:r>
+        <w:t xml:space="preserve"> </w:t>
+      </w:r>
+      <w:r>
+        <w:rPr>
+          <w:bCs/>
+          <w:b/>
+        </w:rPr>
+        <w:t xml:space="preserve">Part 5 (API and production)</w:t>
+      </w:r>
+      <w:r>
+        <w:t xml:space="preserve">. Use those answers first.</w:t>
       </w:r>
     </w:p>
     <w:bookmarkStart w:id="78" w:name="l1.-how-would-you-deploy-this"/>
